--- a/P02_EN_v2_投稿排版版.docx
+++ b/P02_EN_v2_投稿排版版.docx
@@ -4919,7 +4919,6 @@
       <w:pgMar w:top="1440" w:right="1440" w:bottom="1440" w:left="1440" w:header="720" w:footer="720" w:gutter="0"/>
       <w:cols w:space="720"/>
       <w:docGrid w:linePitch="360"/>
-      <w:lnNumType w:countBy="1" w:start="1" w:restart="continuous"/>
     </w:sectPr>
   </w:body>
 </w:document>

--- a/P02_EN_v2_投稿排版版.docx
+++ b/P02_EN_v2_投稿排版版.docx
@@ -27,7 +27,7 @@
           <w:rFonts w:ascii="Times New Roman" w:hAnsi="Times New Roman"/>
           <w:sz w:val="20"/>
         </w:rPr>
-        <w:t>Abstract: Progress claims of self-evolving AI systems generally lack null-hypothesis calibration: the evolutionary computation literature has a neutral-control tradition, yet representative self-modifying systems (Darwin Gödel Machine, AlphaEvolve) run only ablations in the cited reports, and an industrial self-evolving network in which over 84% of genes bypassed quality checks. Starting from the selection-visibility asymmetry quantified on a real Drosophila connectome (parametric changes amplified 3× by selection, architectural changes about 0.8×), we test architecture-level search on three substrates. On a discrete skill-graph platform, directed-channel installation with acceptance-only selection reaches 15.6/16 versus 9.2/16 for general two-layer search and 4.2/16 for drift; drift alone installs 17.4 edges, which an uncontrolled observer would credit to selection. A scale scan across the four tested scales (W = 35 to 2,331; 12 runs per cell; constant absolute flip budget F = 2.1) shows general-search discovery decaying monotonically with W (1.000 to 0.167, trend p &lt; 0.001) while the directed channel holds at 15.333 — a designed invariance under frozen architecture and paired RNG. A generation × mutation × scale factorial refutes the crossover-generation hypothesis, exposes destruction growing as 14F/W, and supports absolute flip counts as the fairness lock for cross-scale comparison under a fixed per-generation budget. In a preregistered three-arm verdict on real LLMs (three arms × 10 seeds × 10 generations, two base tiers), the directed advantage holds at 14B (+4.9, 95% CI [2.76, 7.04], 9/10 seeds concordant; robust to leave-one-out re-estimation) and does not hold at 30B-A3B: a format-constrained rerun repaired the self-report channel (42% parse failures to 0/100) and the directed advantage remained absent (+0.2, 95% CI [−0.96, +1.36], 6/10 concordant seeds) — channel repairability and channel benefit are separate dimensions. Accepted architecture-type mutations show zero mean empirical gain at both tiers under the verdict’s self-reported classification; the acceptance guard approves neutral edits wholesale. We distill five design principles: selection-visibility asymmetry, directed channels, sham audits, quality-control metrology, and scale-decaying architectural visibility.</w:t>
+        <w:t>Abstract: Progress claims of self-evolving AI systems generally lack null-hypothesis calibration: the evolutionary computation literature has a neutral-control tradition, yet representative self-modifying systems (Darwin Gödel Machine, AlphaEvolve) run only ablations in the cited reports, and an industrial self-evolving network in which over 84% of genes bypassed quality checks. Starting from the selection-visibility asymmetry quantified on a real Drosophila connectome (parametric changes amplified 3× by selection, architectural changes about 0.8×), we test architecture-level search on three substrates. On a discrete skill-graph platform, directed-channel installation with acceptance-only selection reaches 15.6/16 versus 9.2/16 for general two-layer search and 4.2/16 for drift; drift alone installs 17.4 edges, which an uncontrolled observer would credit to selection. A scale scan across the four tested scales (W = 35 to 2,331; 12 runs per cell; constant absolute flip budget F = 2.1) shows general-search discovery decaying monotonically with W (1.000 to 0.167, trend p &lt; 0.001) while the directed channel holds at 15.333 — a designed invariance under frozen architecture and paired RNG. A generation × mutation × scale factorial refutes the crossover-generation hypothesis, exposes destruction growing as 14F/W, and supports absolute flip counts as the fairness lock for cross-scale comparison under a fixed per-generation budget. In a three-arm verdict on real LLMs under internally frozen decision rules (not publicly registered) (three arms × 10 seeds × 10 generations, two base tiers), the directed advantage holds at 14B (+4.9, 95% CI [2.76, 7.04], 9/10 seeds concordant; robust to leave-one-out re-estimation) and does not hold at 30B-A3B: a format-constrained rerun repaired the self-report channel (42% parse failures to 0/100) and the directed advantage remained absent (+0.2, 95% CI [−0.96, +1.36], 6/10 concordant seeds) — channel repairability and channel benefit are separate dimensions. Accepted architecture-type mutations show zero mean empirical gain at both tiers under the verdict’s self-reported classification; the acceptance guard approves neutral edits wholesale. We distill five design principles: selection-visibility asymmetry, directed channels, sham audits, quality-control metrology, and scale-decaying architectural visibility.</w:t>
       </w:r>
     </w:p>
     <w:p>
@@ -79,7 +79,7 @@
         <w:rPr>
           <w:rFonts w:ascii="Times New Roman" w:hAnsi="Times New Roman"/>
         </w:rPr>
-        <w:t>Methodologically, this paper enforces three preregistration disciplines. First, every contrast condition is paired with a randomized-change control from the same operator distribution (sham), with decision rules written into analysis scripts before the batch runs — no interpretive freedom at adjudication time. Second, cross-scale comparisons use paired random numbers (all conditions consume the same RNG trajectory), with a hard self-check requiring the entire trajectory of the condition "fitness given structure is scale-invariant" to be bitwise identical across scales — a self-check that in fact caught a cross-scale RNG-stream drift defect during this work. Third, the real-LLM experiments carry a G0 cargo gate: multi-condition comparison is permitted only when the expert reference genome outperforms the naive genome (the pipeline-validation stage's frozen criteria additionally require a margin of ≥ 2 tasks); if the reference cargo is worthless, the run is halted by discipline.</w:t>
+        <w:t>Methodologically, this paper enforces three preregistration disciplines. Every contrast condition is paired with a randomized-change control from the same operator distribution (sham), with decision rules written into analysis scripts before the batch runs — no interpretive freedom at adjudication time. Cross-scale comparisons use paired random numbers (all conditions consume the same RNG trajectory), with a hard self-check requiring the entire trajectory of the condition "fitness given structure is scale-invariant" to be bitwise identical across scales — a self-check that in fact caught a cross-scale RNG-stream drift defect during this work. The real-LLM experiments carry a G0 cargo gate: multi-condition comparison is permitted only when the expert reference genome outperforms the naive genome (the pipeline-validation stage's frozen criteria additionally require a margin of ≥ 2 tasks); if the reference cargo is worthless, the run is halted by discipline.</w:t>
       </w:r>
     </w:p>
     <w:p>
@@ -276,7 +276,7 @@
         <w:rPr>
           <w:rFonts w:ascii="Times New Roman" w:hAnsi="Times New Roman"/>
         </w:rPr>
-        <w:t>The three conditions share the reference edge set as the starting structure: naive-joint (both layers free) and param-only (architecture frozen on the reference edge set) start from zero biases at 1/16; naive-arch (architecture free, parameters pinned to the reference biases) starts from the full solution 16/16 as the pure-destruction readout. The retention rate is the population's retained fraction of the reference edge set (constant 1 for architecture-frozen param-only), and must be read as a population mean, not the best individual.</w:t>
+        <w:t>The three conditions share the reference edge set as the starting structure: naive-joint (both layers free) and param-only (architecture frozen on the reference edge set) start from zero biases at 1/16; naive-arch (architecture free, parameters pinned to the reference biases) starts from the full solution 16/16 as the pure-destruction readout. The retention rate is the population's retained fraction of the reference edge set (constant 1 for architecture-frozen param-only), and must be read as a population mean, not the best individual. Throughout this paper, "preregistered" and "frozen" mean that the decision rules were written into the analysis scripts before the corresponding batch was launched and held unchanged thereafter; the frozen criteria files ship with the artifact package. They were frozen internally but were not publicly registered, so the freeze is an internal discipline rather than a third-party timestamp. Throughout this paper, "preregistered" and "frozen" mean that the decision rules were written into the analysis scripts before the corresponding batch was launched and held unchanged thereafter; the frozen criteria files ship with the artifact package. They were frozen internally but were not publicly registered, so the freeze is an internal discipline rather than a third-party timestamp.</w:t>
       </w:r>
     </w:p>
     <w:p>
@@ -905,7 +905,7 @@
         <w:rPr>
           <w:rFonts w:ascii="Times New Roman" w:hAnsi="Times New Roman"/>
         </w:rPr>
-        <w:t>The scale scan gives a clean dose–response (Fig. 2, Table 2): from the same defective starting point, the achievement rate of naive-arch (architecture free + parameters pinned — the pure-discovery readout) decayed monotonically with W across the four tested scales, from 1.000 (35) to 0.167 (2,331) — non-increasing at every point, with no rebound at any scale; a Cochran-Armitage trend test (log2 W scores) gives z = −4.51, two-sided p ≈ 6×10⁻⁶. The sham floor was 0 at all four scales (0/48 in total), excluding drift forgery. By contrast, the directed channel's final score held constant at 15.333 across all four scales (bitwise identical across scales, passing the hard self-check; the per-tier 12-run final distribution is 13, 13, 15, 15, 16×8, with 8/12 full-score runs), and param-only held at 5.0 — the directed readout is W-invariant over the tested range. That constancy is a designed invariance under frozen architecture and paired RNG; its bitwise cross-scale identity serves as the pipeline self-check and is not an independent empirical finding. Three subsidiary conclusions: first, attention competition (architecture and parameter layers crowding each other out) is a small-scale effect in this design, not a scale-amplified law — its readout (the attention gap, naive-arch − naive-joint) decays and turns negative with W (+0.179 / +0.036 / −0.012 / −0.048 across the four scales, scale_v2_verdict.json), directionally consistent with the factorial’s population-retention readouts (positive in all 9 cells while shrinking with W); naive-joint serves in the scan as this attention-competition reference, with its arch-progress readouts in the same verdict file; second, the parameter layer is the bottleneck on this substrate: with architecture given (directed) the score holds at 15.333, while with parameters given (naive-arch) achievement at full rate occurred only at W = 35 (12/12); third, decoy contamination grows with W: naive-arch's final decoy edges rose from 0.6 to 46.8 (sham reached 352.2) — in a large space, selection cannot tell true edges from decoys.</w:t>
+        <w:t>The scale scan gives a clean dose–response (Fig. 2, Table 2): from the same defective starting point, the achievement rate of naive-arch (architecture free + parameters pinned — the pure-discovery readout) decayed monotonically with W across the four tested scales, from 1.000 (35) to 0.167 (2,331) — non-increasing at every point, with no rebound at any scale; a Cochran-Armitage trend test (log2 W scores) gives z = −4.51, two-sided p ≈ 6×10⁻⁶. The sham floor was 0 at all four scales (0/48 in total), excluding drift forgery. By contrast, the directed channel's final score held constant at 15.333 across all four scales (bitwise identical across scales, passing the hard self-check; the per-tier 12-run final distribution is 13, 13, 15, 15, 16×8, with 8/12 full-score runs), and param-only held at 5.0 — the directed readout is W-invariant over the tested range. That constancy is a designed invariance under frozen architecture and paired RNG; its bitwise cross-scale identity serves as the pipeline self-check and is not an independent empirical finding. Three subsidiary conclusions follow. Attention competition (architecture and parameter layers crowding each other out) is a small-scale effect in this design, not a scale-amplified law — its readout (the attention gap, naive-arch − naive-joint) decays and turns negative with W (+0.179 / +0.036 / −0.012 / −0.048 across the four scales, scale_v2_verdict.json), consistent with the factorial’s population-retention readouts in that both shrink with W, although the attention gap turns negative at the two largest scales (−0.012, −0.048) whereas the factorial readout stays positive in all nine cells; naive-joint serves in the scan as this attention-competition reference, with its arch-progress readouts in the same verdict file. The architecture layer is the bottleneck on this substrate: with architecture given (directed) the score holds at 15.333 even as W grows, whereas with parameters given (naive-arch) achievement at the full rate occurred only at the smallest scale (W = 35, 12/12). Decoy contamination grows with W: naive-arch's final decoy edges rose from 0.6 to 46.8 (sham reached 352.2) — in a large space, selection cannot tell true edges from decoys.</w:t>
       </w:r>
     </w:p>
     <w:p>
@@ -1511,13 +1511,10 @@
         <w:jc w:val="center"/>
       </w:pPr>
       <w:r>
-        <w:rPr>
-          <w:rFonts w:ascii="Times New Roman" w:hAnsi="Times New Roman"/>
-        </w:rPr>
         <w:drawing>
           <wp:inline xmlns:a="http://schemas.openxmlformats.org/drawingml/2006/main" xmlns:pic="http://schemas.openxmlformats.org/drawingml/2006/picture">
-            <wp:extent cx="5580000" cy="2263086"/>
-            <wp:docPr id="2" name="Picture 2"/>
+            <wp:extent cx="5580000" cy="2126836"/>
+            <wp:docPr id="4" name="Picture 4"/>
             <wp:cNvGraphicFramePr>
               <a:graphicFrameLocks noChangeAspect="1"/>
             </wp:cNvGraphicFramePr>
@@ -1525,11 +1522,11 @@
               <a:graphicData uri="http://schemas.openxmlformats.org/drawingml/2006/picture">
                 <pic:pic>
                   <pic:nvPicPr>
-                    <pic:cNvPr id="0" name="image.png"/>
+                    <pic:cNvPr id="0" name="Figure 2.png"/>
                     <pic:cNvPicPr/>
                   </pic:nvPicPr>
                   <pic:blipFill>
-                    <a:blip r:embed="rId10"/>
+                    <a:blip r:embed="rId13"/>
                     <a:stretch>
                       <a:fillRect/>
                     </a:stretch>
@@ -1537,7 +1534,7 @@
                   <pic:spPr>
                     <a:xfrm>
                       <a:off x="0" y="0"/>
-                      <a:ext cx="5580000" cy="2263086"/>
+                      <a:ext cx="5580000" cy="2126836"/>
                     </a:xfrm>
                     <a:prstGeom prst="rect"/>
                   </pic:spPr>
@@ -1640,7 +1637,7 @@
         <w:rPr>
           <w:rFonts w:ascii="Times New Roman" w:hAnsi="Times New Roman"/>
         </w:rPr>
-        <w:t>The coefficient 14 is the number of reference edges active at the pinned starting point: the expected true-edge destruction per genome is (F/W) × 14, which evaluates to 0.84 at F = 2.1 and W = 35 — exactly the per-generation destruction of the relative-pressure tier (6% × 14). The two tiers are therefore calibrated against the same quantity. Holding destruction constant (the relative-pressure tier, 0.84 true edges flipped per generation) and varying W, the difference worsened (−3.00/−5.00/−7.33), matching the discovery term becoming harder to flip into existence in a larger candidate space. The relative-pressure tier collapsed at the largest W while the absolute tiers did not, supporting the absolute flip count (Eq. 2), rather than relative pressure, as the fairness lock for cross-scale comparison under a fixed per-generation mutation budget; at W = 35 the relative-pressure tier's flip probability and full trajectory were bitwise identical to the absolute F = 2.1 tier under the preregistered self-check, providing an implementation-level validation of that comparison. A mild population-level attention competition exists: the retention-rate difference of naive-arch over naive-joint was positive in all 9 cells (baseline tier +0.155 → +0.079 → +0.039, shrinking with W; Fig. 3b) — the two layers do not crowd each other out in large spaces, corroborating §3.3's first subsidiary conclusion.</w:t>
+        <w:t>The coefficient 14 is the number of reference edges active at the pinned starting point: the expected true-edge destruction per genome is (F/W) × 14, which evaluates to 0.84 at F = 2.1 and W = 35 — exactly the per-generation destruction of the relative-pressure tier (6% × 14). The two tiers are therefore calibrated against the same quantity. Holding destruction constant (the relative-pressure tier, 0.84 true edges flipped per generation) and varying W, the difference worsened (−3.00/−5.00/−7.33), matching the discovery term becoming harder to flip into existence in a larger candidate space. The relative-pressure tier collapsed at the largest W while the absolute tiers did not, supporting the absolute flip count (Eq. 2), rather than relative pressure, as the fairness lock for cross-scale comparison under a fixed per-generation mutation budget; at W = 35 the relative-pressure tier's flip probability and full trajectory were bitwise identical to the absolute F = 2.1 tier under the preregistered self-check, providing an implementation-level validation of that comparison. The retention-rate difference of naive-arch over naive-joint stayed small and positive in all 9 cells (baseline tier +0.155 → +0.079 → +0.039, shrinking with W; Fig. 3b) — the two layers do not crowd each other out at any tested scale, corroborating §3.3's first subsidiary conclusion.</w:t>
       </w:r>
     </w:p>
     <w:p>
@@ -1714,7 +1711,7 @@
         <w:rPr>
           <w:rFonts w:ascii="Times New Roman" w:hAnsi="Times New Roman"/>
         </w:rPr>
-        <w:t>The evidence chain on this substrate ran in three steps. The first round, the six-stage pilot (3 conditions × 2 seeds × 5 generations, n = 2), had returned "no clear directed advantage" (final: directed 5.5 vs naive and sham 5.0 each); that conclusion has been superseded by the third round's 10-seed verdict batch and is retained only as history. But two by-products of the pilot still stand: first, the acceptance guard made zero mistakes (4 in the pilot + 4 in the formal batch, 8 cases, descriptive readout) — every worse gene proposed by the mutator was rejected and the sole full-score proposal accepted, so the "channel supplies, selection accepts" division executed as designed at run level; second, an 8-task validation suite cannot support acceptance decisions — quantization noise alone could swing the same gene's score between 7 and 8 — establishing the quality-control metrology principle: validation-suite size and measurement stability are hard prerequisites for a self-modifying system.</w:t>
+        <w:t>The evidence chain on this substrate ran in three rounds. The opening round, the six-stage pilot (3 conditions × 2 seeds × 5 generations, n = 2), had returned "no clear directed advantage" (final: directed 5.5 vs naive and sham 5.0 each); that conclusion has been superseded by the third round's 10-seed verdict batch and is retained only as history. But two by-products of the pilot still stand. The acceptance guard made zero mistakes (4 in the pilot + 4 in the formal batch, 8 cases, descriptive readout) — every worse gene proposed by the mutator was rejected and the sole full-score proposal accepted, so the "channel supplies, selection accepts" division executed as designed at run level. An 8-task validation suite cannot support acceptance decisions — quantization noise alone could swing the same gene's score between 7 and 8 — establishing the quality-control metrology principle: validation-suite size and measurement stability are hard prerequisites for a self-modifying system.</w:t>
       </w:r>
     </w:p>
     <w:p>
@@ -1722,7 +1719,7 @@
         <w:rPr>
           <w:rFonts w:ascii="Times New Roman" w:hAnsi="Times New Roman"/>
         </w:rPr>
-        <w:t>The second round was formalized validation (task set v2, four families: five-step mixed integer chains, 9–10 letter Caesar rotations, three-digit digit-sum construction, three-word reversals; 12 validation + 20 test tasks; 1,280-token evaluation budget; all preregistered). Pipeline validation returned three controlled readouts: (i) measurement determinism passed — the same gene evaluated twice with reversed task order scored identically, so measurement is trustworthy; (ii) the G0 cargo gate FAILED — the expert hand-wired gene had no advantage over the naive gene (standard stack: naive 10/12 vs expert 8/12; redesigned task set v2: naive 4/12 vs expert 3/12), and the failure replicated across both the task-set and token-budget dimensions — the pilot's "channel cargo is the best on the board" did not reproduce on today’s serving stack; hand-wired cargo value is stack-relative (strictly, the two probes varied task set, token budget, and serving configuration jointly, so the attribution is to the joint change; the operative rule is that the gate must be re-checked on the deployment configuration rather than inherited); (iii) general-selection climb was zero — genes produced by 4 generations of naive self-mutation all scored below the incumbent (1/1/2/3 vs 4), the acceptance guard correctly rejected 4/4, and net climb was 0 (mutation parsing 4/4 normal, excluding parse faults). Overall adjudication: on this substrate general selection had neither cargo to use nor genuine climb; and the cargo's non-portability itself refines the directed-channel principle — what the channel supplies must be cargo co-calibrated with the serving stack, not a one-off hand-made artifact. Pipeline-validation adjudication in Table 3.</w:t>
+        <w:t>Formalized validation followed (task set v2, four families: five-step mixed integer chains, 9–10 letter Caesar rotations, three-digit digit-sum construction, three-word reversals; 12 validation + 20 test tasks; 1,280-token evaluation budget; all preregistered). Pipeline validation returned three controlled readouts: (i) measurement determinism passed — the same gene evaluated twice with reversed task order scored identically, so measurement is trustworthy; (ii) the G0 cargo gate FAILED — the expert hand-wired gene had no advantage over the naive gene (standard stack: naive 10/12 vs expert 8/12; redesigned task set v2: naive 4/12 vs expert 3/12), and the failure replicated across both the task-set and token-budget dimensions — the pilot's "channel cargo is the best on the board" did not reproduce on today’s serving stack; hand-wired cargo value is stack-relative (strictly, the two probes varied task set, token budget, and serving configuration jointly, so the attribution is to the joint change; the operative rule is that the gate must be re-checked on the deployment configuration rather than inherited); (iii) general-selection climb was zero — genes produced by 4 generations of naive self-mutation all scored below the incumbent (1/1/2/3 vs 4), the acceptance guard correctly rejected 4/4, and net climb was 0 (mutation parsing 4/4 normal, excluding parse faults). Overall adjudication: on this substrate general selection had neither cargo to use nor genuine climb; and the cargo's non-portability itself refines the directed-channel principle — what the channel supplies must be cargo co-calibrated with the serving stack, not a one-off hand-made artifact. Pipeline-validation adjudication in Table 3.</w:t>
       </w:r>
     </w:p>
     <w:p>
@@ -2139,7 +2136,7 @@
         <w:rPr>
           <w:rFonts w:ascii="Times New Roman" w:hAnsi="Times New Roman"/>
         </w:rPr>
-        <w:t>The third round was the preregistered verdict batch TJ_B1_llm_three_arm launched under the author’s own written authorization (protocol and frozen criteria in §2.3): two base tiers × 3 arms × 10 seeds × 10 generations, total token consumption 5.15M (3.10M at the 30B tier, 2.05M at 14B, accumulated per call from usage fields); per-model G0 preflight checks passed in both tiers (30B: reference 5 vs naive 4; 14B: reference 2 vs naive 0, out of the 12 validation tasks; a recorded, non-blocking handwire discipline — see §2.3). The qwen3-14b tier adjudicated B1_DIRECTED_WINS: directed − sham = +4.9 (SD 3.0), 95% CI [2.76, 7.04] excluding zero, 9/10 seeds concordant (frozen line 7/10); variance decomposition gave arm mean square 70.2 vs seed mean square 3.47 — the arm effect dominates, not seed noise; final test scores of directed consistently exceeded sham and naive (final scores of the first two seeds: directed 6 and 9 out of 20; sham 2 and 1, naive 2 and 2); directed self-report parsing 100/100, zero failures and zero misclassifications. The verdict is robust to the out-of-bound readouts: leave-one-out (LOO) re-estimation over seeds maintained B1_DIRECTED_WINS in 10/10 cases (each refit excludes one seed; every refit CI excludes zero with ≥ 8/9 concordant seeds).</w:t>
+        <w:t>The verdict batch came last TJ_B1_llm_three_arm launched under the author’s own written authorization (protocol and frozen criteria in §2.3): two base tiers × 3 arms × 10 seeds × 10 generations, total token consumption 5.15M (3.10M at the 30B tier, 2.05M at 14B, accumulated per call from usage fields); per-model G0 preflight checks passed in both tiers (30B: reference 5 vs naive 4; 14B: reference 2 vs naive 0, out of the 12 validation tasks; a recorded, non-blocking handwire discipline — see §2.3). The qwen3-14b tier adjudicated B1_DIRECTED_WINS: directed − sham = +4.9 (SD 3.0), 95% CI [2.76, 7.04] excluding zero, 9/10 seeds concordant (frozen line 7/10); variance decomposition gave arm mean square 70.2 vs seed mean square 3.47 — the arm effect dominates, not seed noise; final test scores of directed consistently exceeded sham and naive (final scores of the first two seeds: directed 6 and 9 out of 20; sham 2 and 1, naive 2 and 2); directed self-report parsing 100/100, zero failures and zero misclassifications. The verdict is robust to the out-of-bound readouts: leave-one-out (LOO) re-estimation over seeds maintained B1_DIRECTED_WINS in 10/10 cases (each refit excludes one seed; every refit CI excludes zero with ≥ 8/9 concordant seeds).</w:t>
       </w:r>
     </w:p>
     <w:p>
@@ -2155,7 +2152,7 @@
         <w:rPr>
           <w:rFonts w:ascii="Times New Roman" w:hAnsi="Times New Roman"/>
         </w:rPr>
-        <w:t>This attribution was tested by a post-hoc extension batch (TJ_B1b / TJ_B1c, executed under the author's written authorization, recorded with the artifact package; disclosed as a post-hoc extension of the original batch with two protocol differences: the directed and naive arms' self-reports were placed under a strict response-format grammar constraint (llama-server response_format = json_schema), and the mutation-call token ceiling was raised from 800 to 2,048; seeds 1–10 are shared one-to-one with the original batch, the sham arm reuses the original batch's events, and the four frozen criteria are unchanged, with independently frozen criteria files TJ-B1b / TJ-B1C-frozen-v1.0.json). The extension ran in two steps. Step one (TJ_B1b, grammar constraint at the original 800-token ceiling) reproduced channel failure in another form: 37 of 100 proposals failed to parse, adjudicating B1B_CHANNEL_FAIL; inspection of every failure site showed all were new_gene fields truncated at the token ceiling — a pure generation-budget problem, not grammar non-compliance. Step two (TJ_B1c, constraint + 2,048-token ceiling) reduced the parse-failure rate to 0/100; directed − sham = +0.2 (SD 1.62), 95% CI [−0.96, +1.36] including zero, 6/10 concordant seeds — short of B1_DIRECTED_WINS; TOST equivalence also failed (p1 = 0.022, p2 = 0.076), with the same power caveat as the original batch (Δ = 1 task still below the ≈ 1.16 90% CI half-width); the seed-to-arm mean-square ratio was 5.32, short of the NOISE line. The frozen criteria adjudicate B1B_INCONCLUSIVE — this time with a healthy channel. The two extension batches consumed ≈ 5.9M additional tokens (B1b 2.78M, B1c 3.07M, accumulated from usage fields). These readouts correct the record in two directions. First, the original batch's 42% parse failures and the extension's step-one 37% share one cause — generation budget — and a grammar constraint plus an adequate budget repairs it (0/100): channel availability is confirmed as an engineering parameter. Second, with the channel repaired the directed-advantage readout remains near zero (paired across the same seeds, −0.4 → +0.2), overturning the previous paragraph's attribution: at 30B-A3B, within this protocol and its power, the readout is that the directed advantage does not appear. We also record honestly that the repaired tier's naive-arm self-report misclassification remained at 39% (directed arm 2%): naive self-report metadata does not become trustworthy through channel repair, with the same scope limitation as §2.3.</w:t>
+        <w:t>This attribution was tested by a post-hoc extension batch (TJ_B1b / TJ_B1c, executed under the author's written authorization, recorded with the artifact package; disclosed as a post-hoc extension of the original batch with two protocol differences: the directed and naive arms' self-reports were placed under a strict response-format grammar constraint (llama-server response_format = json_schema), and the mutation-call token ceiling was raised from 800 to 2,048; seeds 1–10 are shared one-to-one with the original batch, the sham arm reuses the original batch's events, and the four frozen criteria are unchanged, with independently frozen criteria files TJ-B1b / TJ-B1C-frozen-v1.0.json). The extension ran in two steps. Step one (TJ_B1b, grammar constraint at the original 800-token ceiling) reproduced channel failure in another form: 37 of 100 proposals failed to parse, adjudicating B1B_CHANNEL_FAIL; inspection of every failure site showed all were new_gene fields truncated at the token ceiling — a pure generation-budget problem, not grammar non-compliance. Step two (TJ_B1c, constraint + 2,048-token ceiling) reduced the parse-failure rate to 0/100; directed − sham = +0.2 (SD 1.62), 95% CI [−0.96, +1.36] including zero, 6/10 concordant seeds — short of B1_DIRECTED_WINS; TOST equivalence also failed (p1 = 0.022, p2 = 0.076), with the same power caveat as the original batch (Δ = 1 task still below the ≈ 1.16 90% CI half-width); the seed-to-arm mean-square ratio was 5.32, short of the NOISE line. The frozen criteria adjudicate B1B_INCONCLUSIVE — this time with a healthy channel. The two extension batches consumed ≈ 5.9M additional tokens (B1b 2.78M, B1c 3.07M, accumulated from usage fields). These readouts correct the record in two directions. The original batch's 42% parse failures and the extension's step-one 37% share one cause — generation budget — and a grammar constraint plus an adequate budget repairs it (0/100): channel availability is confirmed as an engineering parameter. With the channel repaired the directed-advantage readout remains near zero (paired across the same seeds, −0.4 → +0.2), overturning the previous paragraph's attribution: at 30B-A3B, within this protocol and its power, the readout is that the directed advantage does not appear. We also record honestly that the repaired tier's naive-arm self-report misclassification remained at 39% (directed arm 2%): naive self-report metadata does not become trustworthy through channel repair, with the same scope limitation as §2.3.</w:t>
       </w:r>
     </w:p>
     <w:p>
@@ -4913,6 +4910,152 @@
         <w:t>[37] Derrac J, García S, Molina D, et al. A practical tutorial on the use of nonparametric statistical tests as a methodology for comparing evolutionary and swarm intelligence algorithms. Swarm and Evolutionary Computation, 2011, 1(1): 3-18.</w:t>
       </w:r>
     </w:p>
+    <w:p>
+      <w:pPr>
+        <w:jc w:val="left"/>
+      </w:pPr>
+      <w:r>
+        <w:rPr>
+          <w:rFonts w:ascii="Times New Roman" w:hAnsi="Times New Roman"/>
+          <w:b/>
+          <w:sz w:val="26"/>
+        </w:rPr>
+        <w:t>Declarations</w:t>
+      </w:r>
+    </w:p>
+    <w:p>
+      <w:r>
+        <w:rPr>
+          <w:rFonts w:ascii="Times New Roman" w:hAnsi="Times New Roman"/>
+          <w:b/>
+          <w:sz w:val="21"/>
+        </w:rPr>
+        <w:t>CRediT authorship contribution statement</w:t>
+      </w:r>
+    </w:p>
+    <w:p>
+      <w:r>
+        <w:rPr>
+          <w:rFonts w:ascii="Times New Roman" w:hAnsi="Times New Roman"/>
+          <w:sz w:val="21"/>
+        </w:rPr>
+        <w:t>Yulong Li: Conceptualization, Methodology, Software, Validation, Formal analysis, Investigation, Data curation, Writing – original draft, Writing – review &amp; editing, Visualization, Project administration.</w:t>
+      </w:r>
+    </w:p>
+    <w:p>
+      <w:r>
+        <w:rPr>
+          <w:rFonts w:ascii="Times New Roman" w:hAnsi="Times New Roman"/>
+          <w:b/>
+          <w:sz w:val="21"/>
+        </w:rPr>
+        <w:t>Declaration of competing interest</w:t>
+      </w:r>
+    </w:p>
+    <w:p>
+      <w:r>
+        <w:rPr>
+          <w:rFonts w:ascii="Times New Roman" w:hAnsi="Times New Roman"/>
+          <w:sz w:val="21"/>
+        </w:rPr>
+        <w:t>The author declares that he has no known competing financial interests or personal relationships that could have appeared to influence the work reported in this paper.</w:t>
+      </w:r>
+    </w:p>
+    <w:p>
+      <w:r>
+        <w:rPr>
+          <w:rFonts w:ascii="Times New Roman" w:hAnsi="Times New Roman"/>
+          <w:b/>
+          <w:sz w:val="21"/>
+        </w:rPr>
+        <w:t>Ethics statement</w:t>
+      </w:r>
+    </w:p>
+    <w:p>
+      <w:r>
+        <w:rPr>
+          <w:rFonts w:ascii="Times New Roman" w:hAnsi="Times New Roman"/>
+          <w:sz w:val="21"/>
+        </w:rPr>
+        <w:t>This study did not involve human participants, human tissue, or animal subjects; no ethical approval was required.</w:t>
+      </w:r>
+    </w:p>
+    <w:p>
+      <w:r>
+        <w:rPr>
+          <w:rFonts w:ascii="Times New Roman" w:hAnsi="Times New Roman"/>
+          <w:b/>
+          <w:sz w:val="21"/>
+        </w:rPr>
+        <w:t>Funding</w:t>
+      </w:r>
+    </w:p>
+    <w:p>
+      <w:r>
+        <w:rPr>
+          <w:rFonts w:ascii="Times New Roman" w:hAnsi="Times New Roman"/>
+          <w:sz w:val="21"/>
+        </w:rPr>
+        <w:t>This research received no specific grant from any funding agency in the public, commercial, or not-for-profit sectors. All experiments were designed, executed, and analyzed by the author using personal computing resources.</w:t>
+      </w:r>
+    </w:p>
+    <w:p>
+      <w:r>
+        <w:rPr>
+          <w:rFonts w:ascii="Times New Roman" w:hAnsi="Times New Roman"/>
+          <w:b/>
+          <w:sz w:val="21"/>
+        </w:rPr>
+        <w:t>Data availability</w:t>
+      </w:r>
+    </w:p>
+    <w:p>
+      <w:r>
+        <w:rPr>
+          <w:rFonts w:ascii="Times New Roman" w:hAnsi="Times New Roman"/>
+          <w:sz w:val="21"/>
+        </w:rPr>
+        <w:t>The code, internally frozen decision rules, adjudication records, and analysis scripts that support the findings of this study are openly available at https://github.com/printing10101/p02-connectome-detectability and https://github.com/printing10101/p02-prereg-evidence. Upon publication the complete artifact will be permanently archived at Zenodo under a DOI to be assigned at deposition.</w:t>
+      </w:r>
+    </w:p>
+    <w:p>
+      <w:r>
+        <w:rPr>
+          <w:rFonts w:ascii="Times New Roman" w:hAnsi="Times New Roman"/>
+          <w:b/>
+          <w:sz w:val="21"/>
+        </w:rPr>
+        <w:t>Declaration of generative AI and AI-assisted technologies in the writing process</w:t>
+      </w:r>
+    </w:p>
+    <w:p>
+      <w:r>
+        <w:rPr>
+          <w:rFonts w:ascii="Times New Roman" w:hAnsi="Times New Roman"/>
+          <w:sz w:val="21"/>
+        </w:rPr>
+        <w:t>During the preparation of this work the author used a large language model for translation and language polishing of the manuscript. After using this tool, the author reviewed and edited the content as needed and takes full responsibility for the content of the publication. The Qwen3-series models that appear in this study are experimental subjects, not writing tools, and are outside the scope of this declaration.</w:t>
+      </w:r>
+    </w:p>
+    <w:p>
+      <w:r>
+        <w:rPr>
+          <w:rFonts w:ascii="Times New Roman" w:hAnsi="Times New Roman"/>
+          <w:b/>
+          <w:sz w:val="21"/>
+        </w:rPr>
+        <w:t>Acknowledgements</w:t>
+      </w:r>
+    </w:p>
+    <w:p>
+      <w:r>
+        <w:rPr>
+          <w:rFonts w:ascii="Times New Roman" w:hAnsi="Times New Roman"/>
+          <w:sz w:val="21"/>
+        </w:rPr>
+        <w:t>The author thanks the maintainers of the open resources that made this study possible: the FlyWire v783 connectome and associated SEES Lab releases, and the Qwen3 series of open-weight language models.</w:t>
+      </w:r>
+    </w:p>
     <w:sectPr>
       <w:footerReference w:type="default" r:id="rId12"/>
       <w:pgSz w:w="11906" w:h="16838"/>

--- a/P02_EN_v2_投稿排版版.docx
+++ b/P02_EN_v2_投稿排版版.docx
@@ -2136,7 +2136,7 @@
         <w:rPr>
           <w:rFonts w:ascii="Times New Roman" w:hAnsi="Times New Roman"/>
         </w:rPr>
-        <w:t>The verdict batch came last TJ_B1_llm_three_arm launched under the author’s own written authorization (protocol and frozen criteria in §2.3): two base tiers × 3 arms × 10 seeds × 10 generations, total token consumption 5.15M (3.10M at the 30B tier, 2.05M at 14B, accumulated per call from usage fields); per-model G0 preflight checks passed in both tiers (30B: reference 5 vs naive 4; 14B: reference 2 vs naive 0, out of the 12 validation tasks; a recorded, non-blocking handwire discipline — see §2.3). The qwen3-14b tier adjudicated B1_DIRECTED_WINS: directed − sham = +4.9 (SD 3.0), 95% CI [2.76, 7.04] excluding zero, 9/10 seeds concordant (frozen line 7/10); variance decomposition gave arm mean square 70.2 vs seed mean square 3.47 — the arm effect dominates, not seed noise; final test scores of directed consistently exceeded sham and naive (final scores of the first two seeds: directed 6 and 9 out of 20; sham 2 and 1, naive 2 and 2); directed self-report parsing 100/100, zero failures and zero misclassifications. The verdict is robust to the out-of-bound readouts: leave-one-out (LOO) re-estimation over seeds maintained B1_DIRECTED_WINS in 10/10 cases (each refit excludes one seed; every refit CI excludes zero with ≥ 8/9 concordant seeds).</w:t>
+        <w:t>The verdict batch came last TJ_B1_llm_three_arm launched under the author’s own written authorization (protocol and frozen criteria in §2.3): two base tiers × 3 arms × 10 seeds × 10 generations, total token consumption 5.15M (3.10M at the 30B tier, 2.05M at 14B, accumulated per call from usage fields); per-model G0 preflight checks passed in both tiers (30B: reference 5 vs naive 4; 14B: reference 2 vs naive 0, out of the 12 validation tasks; a recorded, non-blocking handwire discipline — see §2.3). The qwen3-14b tier adjudicated B1_DIRECTED_WINS: directed − sham = +4.9 (SD 3.0), 95% CI [2.76, 7.04] excluding zero, 9/10 seeds concordant (frozen line 7/10) (Fig. 4a); variance decomposition gave arm mean square 70.2 vs seed mean square 3.47 — the arm effect dominates, not seed noise; final test scores of directed consistently exceeded sham and naive (Fig. 4b; final scores of the first two seeds: directed 6 and 9 out of 20; sham 2 and 1, naive 2 and 2); directed self-report parsing 100/100, zero failures and zero misclassifications. The verdict is robust to the out-of-bound readouts: leave-one-out (LOO) re-estimation over seeds maintained B1_DIRECTED_WINS in 10/10 cases (each refit excludes one seed; every refit CI excludes zero with ≥ 8/9 concordant seeds).</w:t>
       </w:r>
     </w:p>
     <w:p>
@@ -3090,6 +3090,45 @@
           <w:rFonts w:ascii="Times New Roman" w:hAnsi="Times New Roman"/>
         </w:rPr>
         <w:t>Two out-of-bound readouts are honestly recorded, with their semantics clarified: the frozen 0.2 cap constrains the self-report misclassification rate (§2.3), and as implemented it gates only the directed arm's validity — directed was valid at both tiers (14B 0/100; 30B 1/58). The naive arm's misclassification rate (0.21 at 14B, 0.645 (60/93) at 30B) also exceeded the cap, but it does not enter the directed − sham contrast (the sham arm has no self-reports); it bears only on the trustworthiness of naive self-reported metadata. In sum, the real-LLM substrate's verdict is tiered: the directed-channel advantage holds at the format-reliable 14B tier and is indeterminate at the format-failing 30B-A3B tier — "channel availability depends on the base model's format compliance" thereby enters the principle's boundary conditions.</w:t>
+      </w:r>
+    </w:p>
+    <w:p>
+      <w:pPr>
+        <w:jc w:val="center"/>
+      </w:pPr>
+      <w:r>
+        <w:drawing>
+          <wp:inline xmlns:a="http://schemas.openxmlformats.org/drawingml/2006/main" xmlns:pic="http://schemas.openxmlformats.org/drawingml/2006/picture">
+            <wp:extent cx="5580000" cy="2351901"/>
+            <wp:docPr id="5" name="Picture 5"/>
+            <wp:cNvGraphicFramePr>
+              <a:graphicFrameLocks noChangeAspect="1"/>
+            </wp:cNvGraphicFramePr>
+            <a:graphic>
+              <a:graphicData uri="http://schemas.openxmlformats.org/drawingml/2006/picture">
+                <pic:pic>
+                  <pic:nvPicPr>
+                    <pic:cNvPr id="0" name="Figure 4.png"/>
+                    <pic:cNvPicPr/>
+                  </pic:nvPicPr>
+                  <pic:blipFill>
+                    <a:blip r:embed="rId10"/>
+                    <a:stretch>
+                      <a:fillRect/>
+                    </a:stretch>
+                  </pic:blipFill>
+                  <pic:spPr>
+                    <a:xfrm>
+                      <a:off x="0" y="0"/>
+                      <a:ext cx="5580000" cy="2351901"/>
+                    </a:xfrm>
+                    <a:prstGeom prst="rect"/>
+                  </pic:spPr>
+                </pic:pic>
+              </a:graphicData>
+            </a:graphic>
+          </wp:inline>
+        </w:drawing>
       </w:r>
     </w:p>
     <w:p>

--- a/P02_EN_v2_投稿排版版.docx
+++ b/P02_EN_v2_投稿排版版.docx
@@ -276,7 +276,7 @@
         <w:rPr>
           <w:rFonts w:ascii="Times New Roman" w:hAnsi="Times New Roman"/>
         </w:rPr>
-        <w:t>The three conditions share the reference edge set as the starting structure: naive-joint (both layers free) and param-only (architecture frozen on the reference edge set) start from zero biases at 1/16; naive-arch (architecture free, parameters pinned to the reference biases) starts from the full solution 16/16 as the pure-destruction readout. The retention rate is the population's retained fraction of the reference edge set (constant 1 for architecture-frozen param-only), and must be read as a population mean, not the best individual. Throughout this paper, "preregistered" and "frozen" mean that the decision rules were written into the analysis scripts before the corresponding batch was launched and held unchanged thereafter; the frozen criteria files ship with the artifact package. They were frozen internally but were not publicly registered, so the freeze is an internal discipline rather than a third-party timestamp. Throughout this paper, "preregistered" and "frozen" mean that the decision rules were written into the analysis scripts before the corresponding batch was launched and held unchanged thereafter; the frozen criteria files ship with the artifact package. They were frozen internally but were not publicly registered, so the freeze is an internal discipline rather than a third-party timestamp.</w:t>
+        <w:t>The three conditions share the reference edge set as the starting structure: naive-joint (both layers free) and param-only (architecture frozen on the reference edge set) start from zero biases at 1/16; naive-arch (architecture free, parameters pinned to the reference biases) starts from the full solution 16/16 as the pure-destruction readout. The retention rate is the population's retained fraction of the reference edge set (constant 1 for architecture-frozen param-only), and must be read as a population mean, not the best individual. Throughout this paper, "preregistered" and "frozen" mean that the decision rules were written into the analysis scripts before the corresponding batch was launched and held unchanged thereafter; the frozen criteria files ship with the artifact package. They were frozen internally but were not publicly registered, so the freeze is an internal discipline rather than a third-party timestamp. Throughout this paper, "preregistered" and "frozen" mean that the decision rules were written into the analysis scripts before the corresponding batch was launched and held unchanged thereafter; the frozen criteria files ship with the artifact package. They were frozen internally but were not publicly registered, so the freeze is an internal discipline rather than a third-party timestamp. Every deviation from the frozen text, with its disposition, is itemized in Appendix A; notation and the frozen verdict codes used below are collected in Appendix B.</w:t>
       </w:r>
     </w:p>
     <w:p>
@@ -4002,6 +4002,19 @@
         <w:t>Appendix B. Glossary of terms and code names</w:t>
       </w:r>
     </w:p>
+    <w:p>
+      <w:pPr>
+        <w:spacing w:after="160" w:line="240" w:lineRule="auto"/>
+      </w:pPr>
+      <w:r>
+        <w:rPr>
+          <w:rFonts w:ascii="Times New Roman" w:hAnsi="Times New Roman"/>
+          <w:b/>
+          <w:sz w:val="18"/>
+        </w:rPr>
+        <w:t xml:space="preserve">Table 7. Glossary of terms and code names.</w:t>
+      </w:r>
+    </w:p>
     <w:tbl>
       <w:tblPr>
         <w:tblStyle w:val="TableGrid"/>
